--- a/templates/09-ai-vision/p1-phieu-danh-gia-nhanh-khach-hang.docx
+++ b/templates/09-ai-vision/p1-phieu-danh-gia-nhanh-khach-hang.docx
@@ -1403,7 +1403,7 @@
                 <w:sz w:val="22"/>
                 <w:szCs w:val="22"/>
               </w:rPr>
-              <w:t xml:space="preserve">☐ Người lao động ☐ Khách đến làm việc ☐ Khách hàng mua sắm, công chúng ☐ Cư dân ☐ Học sinh, trẻ em ☐ Chủ phương tiện</w:t>
+              <w:t xml:space="preserve">☐ Người lao động ☐ Người lao động của đơn vị đối tác làm việc tại địa điểm ☐ Khách đến làm việc ☐ Khách hàng mua sắm, công chúng ☐ Cư dân ☐ Học sinh, trẻ em ☐ Chủ phương tiện</w:t>
             </w:r>
           </w:p>
         </w:tc>
@@ -1453,6 +1453,18 @@
                 <w:szCs w:val="22"/>
               </w:rPr>
               <w:t xml:space="preserve">E</w:t>
+            </w:r>
+            <w:r>
+              <w:rPr>
+                <w:rFonts w:ascii="Times New Roman" w:cs="Times New Roman" w:eastAsia="Times New Roman" w:hAnsi="Times New Roman"/>
+                <w:b w:val="false"/>
+                <w:bCs w:val="false"/>
+                <w:i w:val="false"/>
+                <w:iCs w:val="false"/>
+                <w:sz w:val="22"/>
+                <w:szCs w:val="22"/>
+              </w:rPr>
+              <w:t xml:space="preserve">; người lao động của đơn vị đối tác → cần K2 Mẫu E, K11</w:t>
             </w:r>
           </w:p>
         </w:tc>

--- a/templates/09-ai-vision/p1-phieu-danh-gia-nhanh-khach-hang.docx
+++ b/templates/09-ai-vision/p1-phieu-danh-gia-nhanh-khach-hang.docx
@@ -1464,7 +1464,7 @@
                 <w:sz w:val="22"/>
                 <w:szCs w:val="22"/>
               </w:rPr>
-              <w:t xml:space="preserve">; người lao động của đơn vị đối tác → cần K2 Mẫu E, K11</w:t>
+              <w:t xml:space="preserve">; người lao động của đơn vị đối tác → cần K2 Mẫu E, K11, K12; dùng S1</w:t>
             </w:r>
           </w:p>
         </w:tc>
